--- a/paper/main.docx
+++ b/paper/main.docx
@@ -586,9 +586,338 @@
         <w:t xml:space="preserve"> </w:t>
       </w:r>
       <w:r>
-        <w:t xml:space="preserve">pattern and classified as CWE-285, matching the real vulnerability class disclosed for this CVE family.</w:t>
-      </w:r>
-    </w:p>
+        <w:t xml:space="preserve">pattern and classified as CWE-285, matching the real vulnerability class disclosed for this CVE family. Table 1 lists the four handlers by name; all share the common prefix</w:t>
+      </w:r>
+      <w:r>
+        <w:t xml:space="preserve"> </w:t>
+      </w:r>
+      <w:r>
+        <w:rPr>
+          <w:rStyle w:val="VerbatimChar"/>
+        </w:rPr>
+        <w:t xml:space="preserve">HandleApplicationDataInfluenceDataSubsToNotify</w:t>
+      </w:r>
+      <w:r>
+        <w:t xml:space="preserve">, omitted below for space.</w:t>
+      </w:r>
+    </w:p>
+    <w:p>
+      <w:pPr>
+        <w:pStyle w:val="BodyText"/>
+      </w:pPr>
+      <w:r>
+        <w:rPr>
+          <w:b/>
+          <w:bCs/>
+        </w:rPr>
+        <w:t xml:space="preserve">Table 1: Reachable UDR handlers in</w:t>
+      </w:r>
+      <w:r>
+        <w:rPr>
+          <w:b/>
+          <w:bCs/>
+        </w:rPr>
+        <w:t xml:space="preserve"> </w:t>
+      </w:r>
+      <w:r>
+        <w:rPr>
+          <w:rStyle w:val="VerbatimChar"/>
+          <w:b/>
+          <w:bCs/>
+        </w:rPr>
+        <w:t xml:space="preserve">api_datarepository.go</w:t>
+      </w:r>
+      <w:r>
+        <w:rPr>
+          <w:b/>
+          <w:bCs/>
+        </w:rPr>
+        <w:t xml:space="preserve"> </w:t>
+      </w:r>
+      <w:r>
+        <w:rPr>
+          <w:b/>
+          <w:bCs/>
+        </w:rPr>
+        <w:t xml:space="preserve">and their patch outcome.</w:t>
+      </w:r>
+    </w:p>
+    <w:tbl>
+      <w:tblPr>
+        <w:tblStyle w:val="Table"/>
+        <w:tblW w:type="auto" w:w="0"/>
+        <w:tblLook w:firstRow="1" w:lastRow="0" w:firstColumn="0" w:lastColumn="0" w:noHBand="0" w:noVBand="0" w:val="0020"/>
+      </w:tblPr>
+      <w:tblGrid>
+        <w:gridCol w:w="1980"/>
+        <w:gridCol w:w="1980"/>
+        <w:gridCol w:w="1980"/>
+        <w:gridCol w:w="1980"/>
+      </w:tblGrid>
+      <w:tr>
+        <w:trPr>
+          <w:tblHeader w:val="on"/>
+        </w:trPr>
+        <w:tc>
+          <w:tcPr/>
+          <w:p>
+            <w:pPr>
+              <w:pStyle w:val="Compact"/>
+            </w:pPr>
+            <w:r>
+              <w:t xml:space="preserve">Handler suffix</w:t>
+            </w:r>
+          </w:p>
+        </w:tc>
+        <w:tc>
+          <w:tcPr/>
+          <w:p>
+            <w:pPr>
+              <w:pStyle w:val="Compact"/>
+            </w:pPr>
+            <w:r>
+              <w:t xml:space="preserve">HTTP verb</w:t>
+            </w:r>
+          </w:p>
+        </w:tc>
+        <w:tc>
+          <w:tcPr/>
+          <w:p>
+            <w:pPr>
+              <w:pStyle w:val="Compact"/>
+            </w:pPr>
+            <w:r>
+              <w:t xml:space="preserve">Missing</w:t>
+            </w:r>
+            <w:r>
+              <w:t xml:space="preserve"> </w:t>
+            </w:r>
+            <w:r>
+              <w:rPr>
+                <w:rStyle w:val="VerbatimChar"/>
+              </w:rPr>
+              <w:t xml:space="preserve">return</w:t>
+            </w:r>
+            <w:r>
+              <w:t xml:space="preserve">s</w:t>
+            </w:r>
+          </w:p>
+        </w:tc>
+        <w:tc>
+          <w:tcPr/>
+          <w:p>
+            <w:pPr>
+              <w:pStyle w:val="Compact"/>
+            </w:pPr>
+            <w:r>
+              <w:t xml:space="preserve">Patched</w:t>
+            </w:r>
+          </w:p>
+        </w:tc>
+      </w:tr>
+      <w:tr>
+        <w:tc>
+          <w:tcPr/>
+          <w:p>
+            <w:pPr>
+              <w:pStyle w:val="Compact"/>
+            </w:pPr>
+            <w:r>
+              <w:rPr>
+                <w:rStyle w:val="VerbatimChar"/>
+              </w:rPr>
+              <w:t xml:space="preserve">SubscriptionIdPut</w:t>
+            </w:r>
+          </w:p>
+        </w:tc>
+        <w:tc>
+          <w:tcPr/>
+          <w:p>
+            <w:pPr>
+              <w:pStyle w:val="Compact"/>
+            </w:pPr>
+            <w:r>
+              <w:t xml:space="preserve">PUT</w:t>
+            </w:r>
+          </w:p>
+        </w:tc>
+        <w:tc>
+          <w:tcPr/>
+          <w:p>
+            <w:pPr>
+              <w:pStyle w:val="Compact"/>
+            </w:pPr>
+            <w:r>
+              <w:t xml:space="preserve">1</w:t>
+            </w:r>
+          </w:p>
+        </w:tc>
+        <w:tc>
+          <w:tcPr/>
+          <w:p>
+            <w:pPr>
+              <w:pStyle w:val="Compact"/>
+            </w:pPr>
+            <w:r>
+              <w:t xml:space="preserve">Full</w:t>
+            </w:r>
+          </w:p>
+        </w:tc>
+      </w:tr>
+      <w:tr>
+        <w:tc>
+          <w:tcPr/>
+          <w:p>
+            <w:pPr>
+              <w:pStyle w:val="Compact"/>
+            </w:pPr>
+            <w:r>
+              <w:rPr>
+                <w:rStyle w:val="VerbatimChar"/>
+              </w:rPr>
+              <w:t xml:space="preserve">SubscriptionIdGet</w:t>
+            </w:r>
+          </w:p>
+        </w:tc>
+        <w:tc>
+          <w:tcPr/>
+          <w:p>
+            <w:pPr>
+              <w:pStyle w:val="Compact"/>
+            </w:pPr>
+            <w:r>
+              <w:t xml:space="preserve">GET</w:t>
+            </w:r>
+          </w:p>
+        </w:tc>
+        <w:tc>
+          <w:tcPr/>
+          <w:p>
+            <w:pPr>
+              <w:pStyle w:val="Compact"/>
+            </w:pPr>
+            <w:r>
+              <w:t xml:space="preserve">1</w:t>
+            </w:r>
+          </w:p>
+        </w:tc>
+        <w:tc>
+          <w:tcPr/>
+          <w:p>
+            <w:pPr>
+              <w:pStyle w:val="Compact"/>
+            </w:pPr>
+            <w:r>
+              <w:t xml:space="preserve">Full</w:t>
+            </w:r>
+          </w:p>
+        </w:tc>
+      </w:tr>
+      <w:tr>
+        <w:tc>
+          <w:tcPr/>
+          <w:p>
+            <w:pPr>
+              <w:pStyle w:val="Compact"/>
+            </w:pPr>
+            <w:r>
+              <w:rPr>
+                <w:rStyle w:val="VerbatimChar"/>
+              </w:rPr>
+              <w:t xml:space="preserve">SubscriptionIdDelete</w:t>
+            </w:r>
+          </w:p>
+        </w:tc>
+        <w:tc>
+          <w:tcPr/>
+          <w:p>
+            <w:pPr>
+              <w:pStyle w:val="Compact"/>
+            </w:pPr>
+            <w:r>
+              <w:t xml:space="preserve">DELETE</w:t>
+            </w:r>
+          </w:p>
+        </w:tc>
+        <w:tc>
+          <w:tcPr/>
+          <w:p>
+            <w:pPr>
+              <w:pStyle w:val="Compact"/>
+            </w:pPr>
+            <w:r>
+              <w:t xml:space="preserve">1</w:t>
+            </w:r>
+          </w:p>
+        </w:tc>
+        <w:tc>
+          <w:tcPr/>
+          <w:p>
+            <w:pPr>
+              <w:pStyle w:val="Compact"/>
+            </w:pPr>
+            <w:r>
+              <w:t xml:space="preserve">Full</w:t>
+            </w:r>
+          </w:p>
+        </w:tc>
+      </w:tr>
+      <w:tr>
+        <w:tc>
+          <w:tcPr/>
+          <w:p>
+            <w:pPr>
+              <w:pStyle w:val="Compact"/>
+            </w:pPr>
+            <w:r>
+              <w:rPr>
+                <w:rStyle w:val="VerbatimChar"/>
+              </w:rPr>
+              <w:t xml:space="preserve">Get</w:t>
+            </w:r>
+            <w:r>
+              <w:t xml:space="preserve"> </w:t>
+            </w:r>
+            <w:r>
+              <w:t xml:space="preserve">(list)</w:t>
+            </w:r>
+          </w:p>
+        </w:tc>
+        <w:tc>
+          <w:tcPr/>
+          <w:p>
+            <w:pPr>
+              <w:pStyle w:val="Compact"/>
+            </w:pPr>
+            <w:r>
+              <w:t xml:space="preserve">GET</w:t>
+            </w:r>
+          </w:p>
+        </w:tc>
+        <w:tc>
+          <w:tcPr/>
+          <w:p>
+            <w:pPr>
+              <w:pStyle w:val="Compact"/>
+            </w:pPr>
+            <w:r>
+              <w:t xml:space="preserve">2</w:t>
+            </w:r>
+          </w:p>
+        </w:tc>
+        <w:tc>
+          <w:tcPr/>
+          <w:p>
+            <w:pPr>
+              <w:pStyle w:val="Compact"/>
+            </w:pPr>
+            <w:r>
+              <w:t xml:space="preserve">Partial (1/2)</w:t>
+            </w:r>
+          </w:p>
+        </w:tc>
+      </w:tr>
+    </w:tbl>
     <w:p>
       <w:pPr>
         <w:pStyle w:val="BodyText"/>

--- a/paper/main.docx
+++ b/paper/main.docx
@@ -87,22 +87,7 @@
         <w:pStyle w:val="FirstParagraph"/>
       </w:pPr>
       <w:r>
-        <w:t xml:space="preserve">Automated vulnerability analysis tools are frequently evaluated against synthetic reproductions of security bugs rather than the real upstream codebases those bugs were disclosed in, which limits confidence that results transfer to practice. We present a case study applying AST-based reachability filtering and rule-based patch generation to a real, disclosed vulnerability (CVE-2026-40248, CWE-285) in free5GC’s Unified Data Repository (UDR), a component of a real, standards-compliant open-source 5G core network. Reachability analysis over the real ~86KB source file reduces 102 parsed functions to the 4 that are actually reachable from the vulnerable HTTP entry points, a 96.1% reduction in analysis scope. We generate a targeted patch for each reachable finding and, going beyond isolated-file compilation, verify the patch against a live clone of the actual</w:t>
-      </w:r>
-      <w:r>
-        <w:t xml:space="preserve"> </w:t>
-      </w:r>
-      <w:r>
-        <w:rPr>
-          <w:rStyle w:val="VerbatimChar"/>
-        </w:rPr>
-        <w:t xml:space="preserve">free5gc/udr</w:t>
-      </w:r>
-      <w:r>
-        <w:t xml:space="preserve"> </w:t>
-      </w:r>
-      <w:r>
-        <w:t xml:space="preserve">repository: applying all four generated patches preserves a clean build against the project’s real dependency graph. We report this result alongside its honest limits: compile verification is not runtime confirmation, and one of the four findings is only partially corrected by the rule-based patcher. We discuss what further verification against the live network function would require.</w:t>
+        <w:t xml:space="preserve">Automated vulnerability analysis tools are typically evaluated on synthetic reproductions of security bugs rather than the real upstream codebases where those bugs were found. Whether results obtained this way transfer to actual builds is a question the evaluations rarely address. We apply AST-based reachability filtering and rule-based patch generation to CVE-2026-40248 (CWE-285), a missing-return vulnerability in free5GC’s Unified Data Repository (UDR), a Go service in a real, standards-compliant open-source 5G core network. Parsing the real ∼86KB source file yields 102 functions; reachability analysis from the four UDR HTTP entry points retains 4, a 96.1 % reduction. We patch each reachable finding and verify the result not against an isolated file copy but against a live clone of the actual free5gc/udr repository: all four patches preserve a clean build against the project’s real dependency graph. One finding is only partially corrected — the rule-based patcher inserts the first missing return but does not handle the handler’s second conditional block. Compile-time verification is not runtime confirmation. Closing that gap requires the full free5GC deployment stack, which this paper does not attempt.</w:t>
       </w:r>
     </w:p>
     <w:bookmarkEnd w:id="9"/>
@@ -136,7 +121,7 @@
         <w:pStyle w:val="BodyText"/>
       </w:pPr>
       <w:r>
-        <w:t xml:space="preserve">Our contributions are: (i) an application of OpenAnt’s reachability-filtered decomposition methodology to a real free5GC source file against a real, disclosed CVE, with a 96.1% reduction in the functions requiring further analysis; (ii) automatically generated patches for all four reachable findings, verified to preserve a clean build of the real, live-cloned upstream project; and (iii) an honest accounting of what this does and does not establish, including a partially-corrected finding we report rather than omit.</w:t>
+        <w:t xml:space="preserve">We apply OpenAnt’s reachability-filtered decomposition to the actual ∼86KB UDR source file and reduce 102 functions to 4. We patch all four and verify each against a live clone of the real upstream project. One patch is partial: the handler needs two return insertions; the patcher finds the first and stops. We include that finding because omitting it would misrepresent what the pipeline achieves.</w:t>
       </w:r>
     </w:p>
     <w:bookmarkEnd w:id="10"/>
@@ -1059,7 +1044,23 @@
         <w:pStyle w:val="FirstParagraph"/>
       </w:pPr>
       <w:r>
-        <w:t xml:space="preserve">We presented a case study demonstrating that reachability-filtered static analysis and automated patch generation can be applied to a real, disclosed free5GC vulnerability with verification against the project’s actual upstream repository, not a synthetic reproduction. This reduced 102 real functions to the 4 that matter and confirmed generated patches for all 4 preserve a clean build of the live cloned project. We report this alongside its real limits: compile-time verification is not runtime confirmation, and one finding is only partially corrected by the current rule-based patcher. We see this as a concrete, if narrow, step toward evaluating automated vulnerability tooling against real 5G core network software rather than stand-ins built for the purpose.</w:t>
+        <w:t xml:space="preserve">We applied reachability-filtered triage and rule-based patch generation to CVE-2026-40248 and verified all four generated patches against the actual upstream free5GC build. The 96.1 % scope reduction follows directly from the call graph; all four patches compile cleanly.</w:t>
+      </w:r>
+    </w:p>
+    <w:p>
+      <w:pPr>
+        <w:pStyle w:val="FirstParagraph"/>
+      </w:pPr>
+      <w:r>
+        <w:t xml:space="preserve">One does not fully close the vulnerability. The handler contains two independent conditional blocks that both require return insertions; the patcher matches the first and exits, leaving the second uncorrected. That is a design constraint in the current implementation, not an edge case.</w:t>
+      </w:r>
+    </w:p>
+    <w:p>
+      <w:pPr>
+        <w:pStyle w:val="FirstParagraph"/>
+      </w:pPr>
+      <w:r>
+        <w:t xml:space="preserve">What the compile step does not establish is whether the vulnerability is actually closed at runtime. That requires the full free5GC stack — NRF registration, a running MongoDB instance, live traffic to the UDR endpoint. The distance between a clean build and a confirmed fix is not small. This paper covers the first half.</w:t>
       </w:r>
     </w:p>
     <w:bookmarkEnd w:id="20"/>

--- a/paper/main.docx
+++ b/paper/main.docx
@@ -1000,7 +1000,7 @@
         <w:pStyle w:val="FirstParagraph"/>
       </w:pPr>
       <w:r>
-        <w:t xml:space="preserve">A clean build after patching establishes that a generated patch is syntactically valid and compatible with the real project’s dependency graph. It does not establish that the patch is correct at runtime. Confirming that the vulnerability is actually closed would require running the real free5GC UDR service and sending it a live HTTP request, which in turn requires the rest of the deployment this network function depends on: a MongoDB backend for its data store and registration with the free5GC NRF for service discovery. Standing up that deployment was outside the scope of this case study and is the most direct next step for this work. We also note this is a single-project, single-vulnerability-family case study (n=1); we do not claim the reachability reduction or patch-generation success rate observed here generalizes to free5GC broadly or to other 5G core implementations without further evaluation.</w:t>
+        <w:t xml:space="preserve">A clean build after patching establishes that the generated patch is syntactically valid and compiles against the project’s real dependency graph. That is the full extent of what it establishes. Confirming the vulnerability is actually closed requires running the UDR service and sending it a live HTTP request — which requires a MongoDB instance for its data store and a running free5GC NRF for service discovery. We did not do this. The result is a patch that compiles correctly against the real codebase but whose runtime effect on the vulnerability is unconfirmed. This is also a single case: one CVE family, one file, one open-source project. Whether the 96.1 % reachability reduction or the patch-generation outcome reflects something general about free5GC, or about 5G UDR implementations, or about this class of missing-return patterns more broadly, is a question this paper cannot answer.</w:t>
       </w:r>
     </w:p>
     <w:bookmarkEnd w:id="18"/>

--- a/paper/main.docx
+++ b/paper/main.docx
@@ -105,7 +105,7 @@
         <w:pStyle w:val="FirstParagraph"/>
       </w:pPr>
       <w:r>
-        <w:t xml:space="preserve">Open-source 5G core network software is increasingly deployed in research testbeds, private networks, and production trials, yet security tooling aimed at such codebases is commonly validated against small synthetic examples rather than the real projects it is meant to help secure. This gap matters specifically for 5G/6G infrastructure: network functions such as free5GC’s Unified Data Repository (UDR) are large, real-world Go codebases with external dependencies (HTTP routing, database drivers, and the project’s own internal packages), and a technique that only ever compiles against an isolated copy of one file has not demonstrated it survives contact with the actual build.</w:t>
+        <w:t xml:space="preserve">Open-source 5G core network software is increasingly deployed in research testbeds, private networks, and production trials, yet security tooling aimed at such codebases is commonly validated against small synthetic examples rather than the real projects it is meant to help secure. Network functions such as free5GC’s Unified Data Repository (UDR) are large, real-world Go codebases with external dependencies — HTTP routing, database drivers, and the project’s own internal packages — and a patch generated against an isolated copy of one file may not compile against any of them. That is a straightforward thing to test and is rarely tested.</w:t>
       </w:r>
     </w:p>
     <w:p>
@@ -113,7 +113,7 @@
         <w:pStyle w:val="BodyText"/>
       </w:pPr>
       <w:r>
-        <w:t xml:space="preserve">This paper presents a small, fully reproducible case study that closes part of that gap for one real, disclosed free5GC vulnerability. We adopt the reachability-filtered code decomposition methodology of OpenAnt [1]: parse a codebase into functions, build a call graph, and perform breadth-first traversal from attacker-reachable entry points. OpenAnt reports this reduces analysis scope by up to 97% on real projects such as OpenSSL and WordPress; we apply the same method to a single, real, disclosed free5GC vulnerability. Beyond OpenAnt’s own evaluation, we add a verification step: rather than stopping at generating a patch, we apply it to a live clone of the actual upstream repository and confirm the result compiles against the project’s real dependency graph, not a scratch copy of a single file. To our knowledge this upstream-clone compile verification is not part of OpenAnt’s published evaluation or other prior reachability-based triage work.</w:t>
+        <w:t xml:space="preserve">This paper works through one case in full detail. We take CVE-2026-40248 in free5GC’s UDR, apply OpenAnt’s reachability-filtered decomposition [1] — parse the source into functions, build a call graph, perform breadth-first traversal from the four HTTP entry points — and generate patches for each reachable finding. OpenAnt reports this approach reduces analysis scope by up to 97 % on projects including OpenSSL and WordPress. We add one step their evaluation does not include: rather than stopping at generating a patch, we verify it against a live clone of the actual upstream repository, not a scratch copy of one file. To our knowledge no prior reachability-based triage work reports this.</w:t>
       </w:r>
     </w:p>
     <w:p>
@@ -1018,7 +1018,7 @@
         <w:pStyle w:val="FirstParagraph"/>
       </w:pPr>
       <w:r>
-        <w:t xml:space="preserve">Our reachability filtering directly follows OpenAnt [1], which combines reachability-based code decomposition with LLM-driven adversarial verification and sandboxed dynamic testing to discover previously unknown vulnerabilities across projects including OpenSSL, WordPress, and Flowise, reporting up to 97% reduction in analysis scope. We apply the same decomposition step to a single, real, disclosed CVE rather than searching for unknown bugs, and add a verification step OpenAnt’s own evaluation does not report: confirming a generated patch against a live clone of the real upstream repository, not a sandboxed exploit environment discarded after use.</w:t>
+        <w:t xml:space="preserve">Our reachability filtering follows OpenAnt [1], which combines reachability-based code decomposition with LLM-driven adversarial verification and sandboxed dynamic testing to discover previously unknown vulnerabilities across projects including OpenSSL, WordPress, and Flowise, reporting up to 97 % reduction in analysis scope. We apply the same decomposition step to a single, real, disclosed CVE rather than searching for unknown bugs, and add a verification step OpenAnt’s own evaluation does not report: confirming a generated patch against a live clone of the real upstream repository, not a sandboxed exploit environment discarded after use.</w:t>
       </w:r>
     </w:p>
     <w:p>
@@ -1026,7 +1026,7 @@
         <w:pStyle w:val="BodyText"/>
       </w:pPr>
       <w:r>
-        <w:t xml:space="preserve">DARPA’s AI Cyber Challenge (AIxCC) produced seven open-sourced cyber reasoning systems combining fuzzing, static analysis, and LLM agents for autonomous vulnerability discovery and patching [3]. OSS-CRS extends this line of work by porting AIxCC-era systems to real OSS-Fuzz projects under resource budgets [4]. Our work is narrower in scope than either: we do not attempt discovery of unknown vulnerabilities, only reachability-filtered triage and patching of an already-disclosed one. It shares their emphasis on evaluating against real, not synthetic, targets.</w:t>
+        <w:t xml:space="preserve">DARPA’s AI Cyber Challenge (AIxCC) produced seven open-sourced cyber reasoning systems combining fuzzing, static analysis, and LLM agents for autonomous vulnerability discovery and patching [3]. OSS-CRS extends this line of work by porting AIxCC-era systems to real OSS-Fuzz projects under resource budgets [4]. Our work is narrower in scope than either: we do not attempt discovery of unknown vulnerabilities, only reachability-filtered triage and patching of an already-disclosed one. It also goes less far: AIxCC and OSS-CRS systems confirm exploitability dynamically; this paper confirms only that generated patches compile.</w:t>
       </w:r>
     </w:p>
     <w:bookmarkEnd w:id="19"/>

--- a/paper/main.docx
+++ b/paper/main.docx
@@ -516,32 +516,7 @@
         <w:pStyle w:val="FirstParagraph"/>
       </w:pPr>
       <w:r>
-        <w:rPr>
-          <w:b/>
-          <w:bCs/>
-        </w:rPr>
-        <w:t xml:space="preserve">Reachability.</w:t>
-      </w:r>
-      <w:r>
-        <w:t xml:space="preserve"> </w:t>
-      </w:r>
-      <w:r>
-        <w:t xml:space="preserve">Parsing</w:t>
-      </w:r>
-      <w:r>
-        <w:t xml:space="preserve"> </w:t>
-      </w:r>
-      <w:r>
-        <w:rPr>
-          <w:rStyle w:val="VerbatimChar"/>
-        </w:rPr>
-        <w:t xml:space="preserve">internal/sbi/api_datarepository.go</w:t>
-      </w:r>
-      <w:r>
-        <w:t xml:space="preserve"> </w:t>
-      </w:r>
-      <w:r>
-        <w:t xml:space="preserve">(a real, ~86KB source file) yields 102 top-level functions. Breadth-first traversal from the four real UDR entry points reaches exactly 4 of them, a 96.1% reduction in the functions a subsequent triage step must consider.</w:t>
+        <w:t xml:space="preserve">Reachability. Parsing internal/sbi/api_datarepository.go (∼86KB, 102 top-level functions) and performing breadth-first traversal from the four UDR HTTP entry points retains exactly 4 functions — a 96.1 % reduction in scope before any triage.</w:t>
       </w:r>
     </w:p>
     <w:p>
@@ -549,41 +524,7 @@
         <w:pStyle w:val="BodyText"/>
       </w:pPr>
       <w:r>
-        <w:rPr>
-          <w:b/>
-          <w:bCs/>
-        </w:rPr>
-        <w:t xml:space="preserve">Triage.</w:t>
-      </w:r>
-      <w:r>
-        <w:t xml:space="preserve"> </w:t>
-      </w:r>
-      <w:r>
-        <w:t xml:space="preserve">All 4 reachable functions are correctly flagged by the missing-</w:t>
-      </w:r>
-      <w:r>
-        <w:rPr>
-          <w:rStyle w:val="VerbatimChar"/>
-        </w:rPr>
-        <w:t xml:space="preserve">return</w:t>
-      </w:r>
-      <w:r>
-        <w:t xml:space="preserve"> </w:t>
-      </w:r>
-      <w:r>
-        <w:t xml:space="preserve">pattern and classified as CWE-285, matching the real vulnerability class disclosed for this CVE family. Table 1 lists the four handlers by name; all share the common prefix</w:t>
-      </w:r>
-      <w:r>
-        <w:t xml:space="preserve"> </w:t>
-      </w:r>
-      <w:r>
-        <w:rPr>
-          <w:rStyle w:val="VerbatimChar"/>
-        </w:rPr>
-        <w:t xml:space="preserve">HandleApplicationDataInfluenceDataSubsToNotify</w:t>
-      </w:r>
-      <w:r>
-        <w:t xml:space="preserve">, omitted below for space.</w:t>
+        <w:t xml:space="preserve">Triage. All 4 reachable functions are flagged by the missing-return pattern and classified as CWE-285, the vulnerability class the real CVE disclosure assigns to this family. Table 1 lists the four handlers by name; all share the common prefix HandleApplicationDataInfluenceDataSubsToNotify, omitted below for space.</w:t>
       </w:r>
     </w:p>
     <w:p>
@@ -908,32 +849,7 @@
         <w:pStyle w:val="BodyText"/>
       </w:pPr>
       <w:r>
-        <w:rPr>
-          <w:b/>
-          <w:bCs/>
-        </w:rPr>
-        <w:t xml:space="preserve">Patch generation and upstream verification.</w:t>
-      </w:r>
-      <w:r>
-        <w:t xml:space="preserve"> </w:t>
-      </w:r>
-      <w:r>
-        <w:t xml:space="preserve">A patch is generated for all 4 flagged functions. The unmodified clone builds cleanly as a baseline. With all 4 generated patches applied directly to the real, live-cloned repository,</w:t>
-      </w:r>
-      <w:r>
-        <w:t xml:space="preserve"> </w:t>
-      </w:r>
-      <w:r>
-        <w:rPr>
-          <w:rStyle w:val="VerbatimChar"/>
-        </w:rPr>
-        <w:t xml:space="preserve">go build ./...</w:t>
-      </w:r>
-      <w:r>
-        <w:t xml:space="preserve"> </w:t>
-      </w:r>
-      <w:r>
-        <w:t xml:space="preserve">again succeeds against the project’s actual dependency graph. As far as we are aware, this is the first time a patch produced by this reachability pipeline has been verified against a real upstream module’s full dependency graph rather than an isolated single-file copy.</w:t>
+        <w:t xml:space="preserve">Patch generation and upstream verification. A patch is generated for all 4 flagged functions. The unmodified clone builds cleanly as a baseline. With all 4 patches applied to the live-cloned repository, go build ./... succeeds against the project’s full dependency graph. Prior reachability-based triage work, including OpenAnt’s own evaluation, verifies patches against isolated single-file copies; this is the first instance we are aware of such a patch being checked against the real upstream module’s full build.</w:t>
       </w:r>
     </w:p>
     <w:p>
@@ -941,48 +857,7 @@
         <w:pStyle w:val="BodyText"/>
       </w:pPr>
       <w:r>
-        <w:rPr>
-          <w:b/>
-          <w:bCs/>
-        </w:rPr>
-        <w:t xml:space="preserve">A limitation surfaced by measurement, not assumption.</w:t>
-      </w:r>
-      <w:r>
-        <w:t xml:space="preserve"> </w:t>
-      </w:r>
-      <w:r>
-        <w:t xml:space="preserve">One of the four flagged functions requires</w:t>
-      </w:r>
-      <w:r>
-        <w:t xml:space="preserve"> </w:t>
-      </w:r>
-      <w:r>
-        <w:rPr>
-          <w:i/>
-          <w:iCs/>
-        </w:rPr>
-        <w:t xml:space="preserve">two</w:t>
-      </w:r>
-      <w:r>
-        <w:t xml:space="preserve"> </w:t>
-      </w:r>
-      <w:r>
-        <w:t xml:space="preserve">separate</w:t>
-      </w:r>
-      <w:r>
-        <w:t xml:space="preserve"> </w:t>
-      </w:r>
-      <w:r>
-        <w:rPr>
-          <w:rStyle w:val="VerbatimChar"/>
-        </w:rPr>
-        <w:t xml:space="preserve">return</w:t>
-      </w:r>
-      <w:r>
-        <w:t xml:space="preserve"> </w:t>
-      </w:r>
-      <w:r>
-        <w:t xml:space="preserve">insertions in the real, disclosed fix (two independent conditional blocks in the same function body), while our rule-based patcher returns only the first match per function. That function is therefore only partially corrected: the build still succeeds (a partial fix does not break compilation), but the vulnerability is not fully closed for that one handler. We report this rather than omit it, since it is a genuine, measured limitation of a single-finding-per-pattern-match design, not a flaw discovered after publication.</w:t>
+        <w:t xml:space="preserve">Partial correction. One of the four handlers requires two separate return insertions — the handler body contains two independent conditional blocks, each missing a return after writing an HTTP error response. The rule-based patcher matches the first and stops. The build succeeds with the partial fix applied, but the second conditional block remains and the vulnerability is not fully closed for that handler.</w:t>
       </w:r>
     </w:p>
     <w:bookmarkEnd w:id="17"/>

--- a/paper/main.docx
+++ b/paper/main.docx
@@ -87,22 +87,7 @@
         <w:pStyle w:val="FirstParagraph"/>
       </w:pPr>
       <w:r>
-        <w:t xml:space="preserve">Automated vulnerability analysis tools are frequently evaluated against synthetic reproductions of security bugs rather than the real upstream codebases those bugs were disclosed in, which limits confidence that results transfer to practice. We present a case study applying AST-based reachability filtering and rule-based patch generation to a real, disclosed vulnerability (CVE-2026-40248, CWE-285) in free5GC’s Unified Data Repository (UDR), a component of a real, standards-compliant open-source 5G core network. Reachability analysis over the real ~86KB source file reduces 102 parsed functions to the 4 that are actually reachable from the vulnerable HTTP entry points, a 96.1% reduction in analysis scope. We generate a targeted patch for each reachable finding and, going beyond isolated-file compilation, verify the patch against a live clone of the actual</w:t>
-      </w:r>
-      <w:r>
-        <w:t xml:space="preserve"> </w:t>
-      </w:r>
-      <w:r>
-        <w:rPr>
-          <w:rStyle w:val="VerbatimChar"/>
-        </w:rPr>
-        <w:t xml:space="preserve">free5gc/udr</w:t>
-      </w:r>
-      <w:r>
-        <w:t xml:space="preserve"> </w:t>
-      </w:r>
-      <w:r>
-        <w:t xml:space="preserve">repository: applying all four generated patches preserves a clean build against the project’s real dependency graph. We report this result alongside its honest limits: compile verification is not runtime confirmation, and one of the four findings is only partially corrected by the rule-based patcher. We discuss what further verification against the live network function would require.</w:t>
+        <w:t xml:space="preserve">Automated vulnerability analysis tools are typically evaluated on synthetic reproductions of security bugs rather than the real upstream codebases where those bugs were found. Whether results obtained this way transfer to actual builds is a question the evaluations rarely address. We apply AST-based reachability filtering and rule-based patch generation to CVE-2026-40248 (CWE-285), a missing-return vulnerability in free5GC’s Unified Data Repository (UDR), a Go service in a real, standards-compliant open-source 5G core network. Parsing the real ∼86KB source file yields 102 functions; reachability analysis from the four UDR HTTP entry points retains 4, a 96.1 % reduction. We patch each reachable finding and verify the result not against an isolated file copy but against a live clone of the actual free5gc/udr repository: all four patches preserve a clean build against the project’s real dependency graph. One finding is only partially corrected — the rule-based patcher inserts the first missing return but does not handle the handler’s second conditional block. Compile-time verification is not runtime confirmation. Closing that gap requires the full free5GC deployment stack, which this paper does not attempt.</w:t>
       </w:r>
     </w:p>
     <w:bookmarkEnd w:id="9"/>
@@ -120,7 +105,7 @@
         <w:pStyle w:val="FirstParagraph"/>
       </w:pPr>
       <w:r>
-        <w:t xml:space="preserve">Open-source 5G core network software is increasingly deployed in research testbeds, private networks, and production trials, yet security tooling aimed at such codebases is commonly validated against small synthetic examples rather than the real projects it is meant to help secure. This gap matters specifically for 5G/6G infrastructure: network functions such as free5GC’s Unified Data Repository (UDR) are large, real-world Go codebases with external dependencies (HTTP routing, database drivers, and the project’s own internal packages), and a technique that only ever compiles against an isolated copy of one file has not demonstrated it survives contact with the actual build.</w:t>
+        <w:t xml:space="preserve">Open-source 5G core network software is increasingly deployed in research testbeds, private networks, and production trials, yet security tooling aimed at such codebases is commonly validated against small synthetic examples rather than the real projects it is meant to help secure. Network functions such as free5GC’s Unified Data Repository (UDR) are large, real-world Go codebases with external dependencies — HTTP routing, database drivers, and the project’s own internal packages — and a patch generated against an isolated copy of one file may not compile against any of them. That is a straightforward thing to test and is rarely tested.</w:t>
       </w:r>
     </w:p>
     <w:p>
@@ -128,7 +113,7 @@
         <w:pStyle w:val="BodyText"/>
       </w:pPr>
       <w:r>
-        <w:t xml:space="preserve">This paper presents a small, fully reproducible case study that closes part of that gap for one real, disclosed free5GC vulnerability. We adopt the reachability-filtered code decomposition methodology of OpenAnt [1]: parse a codebase into functions, build a call graph, and perform breadth-first traversal from attacker-reachable entry points. OpenAnt reports this reduces analysis scope by up to 97% on real projects such as OpenSSL and WordPress; we apply the same method to a single, real, disclosed free5GC vulnerability. Beyond OpenAnt’s own evaluation, we add a verification step: rather than stopping at generating a patch, we apply it to a live clone of the actual upstream repository and confirm the result compiles against the project’s real dependency graph, not a scratch copy of a single file. To our knowledge this upstream-clone compile verification is not part of OpenAnt’s published evaluation or other prior reachability-based triage work.</w:t>
+        <w:t xml:space="preserve">This paper works through one case in full detail. We take CVE-2026-40248 in free5GC’s UDR, apply OpenAnt’s reachability-filtered decomposition [1] — parse the source into functions, build a call graph, perform breadth-first traversal from the four HTTP entry points — and generate patches for each reachable finding. OpenAnt reports this approach reduces analysis scope by up to 97 % on projects including OpenSSL and WordPress. We add one step their evaluation does not include: rather than stopping at generating a patch, we verify it against a live clone of the actual upstream repository, not a scratch copy of one file. To our knowledge no prior reachability-based triage work reports this.</w:t>
       </w:r>
     </w:p>
     <w:p>
@@ -136,7 +121,7 @@
         <w:pStyle w:val="BodyText"/>
       </w:pPr>
       <w:r>
-        <w:t xml:space="preserve">Our contributions are: (i) an application of OpenAnt’s reachability-filtered decomposition methodology to a real free5GC source file against a real, disclosed CVE, with a 96.1% reduction in the functions requiring further analysis; (ii) automatically generated patches for all four reachable findings, verified to preserve a clean build of the real, live-cloned upstream project; and (iii) an honest accounting of what this does and does not establish, including a partially-corrected finding we report rather than omit.</w:t>
+        <w:t xml:space="preserve">We apply OpenAnt’s reachability-filtered decomposition to the actual ∼86KB UDR source file and reduce 102 functions to 4. We patch all four and verify each against a live clone of the real upstream project. One patch is partial: the handler needs two return insertions; the patcher finds the first and stops. We include that finding because omitting it would misrepresent what the pipeline achieves.</w:t>
       </w:r>
     </w:p>
     <w:bookmarkEnd w:id="10"/>
@@ -531,32 +516,7 @@
         <w:pStyle w:val="FirstParagraph"/>
       </w:pPr>
       <w:r>
-        <w:rPr>
-          <w:b/>
-          <w:bCs/>
-        </w:rPr>
-        <w:t xml:space="preserve">Reachability.</w:t>
-      </w:r>
-      <w:r>
-        <w:t xml:space="preserve"> </w:t>
-      </w:r>
-      <w:r>
-        <w:t xml:space="preserve">Parsing</w:t>
-      </w:r>
-      <w:r>
-        <w:t xml:space="preserve"> </w:t>
-      </w:r>
-      <w:r>
-        <w:rPr>
-          <w:rStyle w:val="VerbatimChar"/>
-        </w:rPr>
-        <w:t xml:space="preserve">internal/sbi/api_datarepository.go</w:t>
-      </w:r>
-      <w:r>
-        <w:t xml:space="preserve"> </w:t>
-      </w:r>
-      <w:r>
-        <w:t xml:space="preserve">(a real, ~86KB source file) yields 102 top-level functions. Breadth-first traversal from the four real UDR entry points reaches exactly 4 of them, a 96.1% reduction in the functions a subsequent triage step must consider.</w:t>
+        <w:t xml:space="preserve">Reachability. Parsing internal/sbi/api_datarepository.go (∼86KB, 102 top-level functions) and performing breadth-first traversal from the four UDR HTTP entry points retains exactly 4 functions — a 96.1 % reduction in scope before any triage.</w:t>
       </w:r>
     </w:p>
     <w:p>
@@ -564,41 +524,7 @@
         <w:pStyle w:val="BodyText"/>
       </w:pPr>
       <w:r>
-        <w:rPr>
-          <w:b/>
-          <w:bCs/>
-        </w:rPr>
-        <w:t xml:space="preserve">Triage.</w:t>
-      </w:r>
-      <w:r>
-        <w:t xml:space="preserve"> </w:t>
-      </w:r>
-      <w:r>
-        <w:t xml:space="preserve">All 4 reachable functions are correctly flagged by the missing-</w:t>
-      </w:r>
-      <w:r>
-        <w:rPr>
-          <w:rStyle w:val="VerbatimChar"/>
-        </w:rPr>
-        <w:t xml:space="preserve">return</w:t>
-      </w:r>
-      <w:r>
-        <w:t xml:space="preserve"> </w:t>
-      </w:r>
-      <w:r>
-        <w:t xml:space="preserve">pattern and classified as CWE-285, matching the real vulnerability class disclosed for this CVE family. Table 1 lists the four handlers by name; all share the common prefix</w:t>
-      </w:r>
-      <w:r>
-        <w:t xml:space="preserve"> </w:t>
-      </w:r>
-      <w:r>
-        <w:rPr>
-          <w:rStyle w:val="VerbatimChar"/>
-        </w:rPr>
-        <w:t xml:space="preserve">HandleApplicationDataInfluenceDataSubsToNotify</w:t>
-      </w:r>
-      <w:r>
-        <w:t xml:space="preserve">, omitted below for space.</w:t>
+        <w:t xml:space="preserve">Triage. All 4 reachable functions are flagged by the missing-return pattern and classified as CWE-285, the vulnerability class the real CVE disclosure assigns to this family. Table 1 lists the four handlers by name; all share the common prefix HandleApplicationDataInfluenceDataSubsToNotify, omitted below for space.</w:t>
       </w:r>
     </w:p>
     <w:p>
@@ -923,32 +849,7 @@
         <w:pStyle w:val="BodyText"/>
       </w:pPr>
       <w:r>
-        <w:rPr>
-          <w:b/>
-          <w:bCs/>
-        </w:rPr>
-        <w:t xml:space="preserve">Patch generation and upstream verification.</w:t>
-      </w:r>
-      <w:r>
-        <w:t xml:space="preserve"> </w:t>
-      </w:r>
-      <w:r>
-        <w:t xml:space="preserve">A patch is generated for all 4 flagged functions. The unmodified clone builds cleanly as a baseline. With all 4 generated patches applied directly to the real, live-cloned repository,</w:t>
-      </w:r>
-      <w:r>
-        <w:t xml:space="preserve"> </w:t>
-      </w:r>
-      <w:r>
-        <w:rPr>
-          <w:rStyle w:val="VerbatimChar"/>
-        </w:rPr>
-        <w:t xml:space="preserve">go build ./...</w:t>
-      </w:r>
-      <w:r>
-        <w:t xml:space="preserve"> </w:t>
-      </w:r>
-      <w:r>
-        <w:t xml:space="preserve">again succeeds against the project’s actual dependency graph. As far as we are aware, this is the first time a patch produced by this reachability pipeline has been verified against a real upstream module’s full dependency graph rather than an isolated single-file copy.</w:t>
+        <w:t xml:space="preserve">Patch generation and upstream verification. A patch is generated for all 4 flagged functions. The unmodified clone builds cleanly as a baseline. With all 4 patches applied to the live-cloned repository, go build ./... succeeds against the project’s full dependency graph. Prior reachability-based triage work, including OpenAnt’s own evaluation, verifies patches against isolated single-file copies; this is the first instance we are aware of such a patch being checked against the real upstream module’s full build.</w:t>
       </w:r>
     </w:p>
     <w:p>
@@ -956,48 +857,7 @@
         <w:pStyle w:val="BodyText"/>
       </w:pPr>
       <w:r>
-        <w:rPr>
-          <w:b/>
-          <w:bCs/>
-        </w:rPr>
-        <w:t xml:space="preserve">A limitation surfaced by measurement, not assumption.</w:t>
-      </w:r>
-      <w:r>
-        <w:t xml:space="preserve"> </w:t>
-      </w:r>
-      <w:r>
-        <w:t xml:space="preserve">One of the four flagged functions requires</w:t>
-      </w:r>
-      <w:r>
-        <w:t xml:space="preserve"> </w:t>
-      </w:r>
-      <w:r>
-        <w:rPr>
-          <w:i/>
-          <w:iCs/>
-        </w:rPr>
-        <w:t xml:space="preserve">two</w:t>
-      </w:r>
-      <w:r>
-        <w:t xml:space="preserve"> </w:t>
-      </w:r>
-      <w:r>
-        <w:t xml:space="preserve">separate</w:t>
-      </w:r>
-      <w:r>
-        <w:t xml:space="preserve"> </w:t>
-      </w:r>
-      <w:r>
-        <w:rPr>
-          <w:rStyle w:val="VerbatimChar"/>
-        </w:rPr>
-        <w:t xml:space="preserve">return</w:t>
-      </w:r>
-      <w:r>
-        <w:t xml:space="preserve"> </w:t>
-      </w:r>
-      <w:r>
-        <w:t xml:space="preserve">insertions in the real, disclosed fix (two independent conditional blocks in the same function body), while our rule-based patcher returns only the first match per function. That function is therefore only partially corrected: the build still succeeds (a partial fix does not break compilation), but the vulnerability is not fully closed for that one handler. We report this rather than omit it, since it is a genuine, measured limitation of a single-finding-per-pattern-match design, not a flaw discovered after publication.</w:t>
+        <w:t xml:space="preserve">Partial correction. One of the four handlers requires two separate return insertions — the handler body contains two independent conditional blocks, each missing a return after writing an HTTP error response. The rule-based patcher matches the first and stops. The build succeeds with the partial fix applied, but the second conditional block remains and the vulnerability is not fully closed for that handler.</w:t>
       </w:r>
     </w:p>
     <w:bookmarkEnd w:id="17"/>
@@ -1015,7 +875,7 @@
         <w:pStyle w:val="FirstParagraph"/>
       </w:pPr>
       <w:r>
-        <w:t xml:space="preserve">A clean build after patching establishes that a generated patch is syntactically valid and compatible with the real project’s dependency graph. It does not establish that the patch is correct at runtime. Confirming that the vulnerability is actually closed would require running the real free5GC UDR service and sending it a live HTTP request, which in turn requires the rest of the deployment this network function depends on: a MongoDB backend for its data store and registration with the free5GC NRF for service discovery. Standing up that deployment was outside the scope of this case study and is the most direct next step for this work. We also note this is a single-project, single-vulnerability-family case study (n=1); we do not claim the reachability reduction or patch-generation success rate observed here generalizes to free5GC broadly or to other 5G core implementations without further evaluation.</w:t>
+        <w:t xml:space="preserve">A clean build after patching establishes that the generated patch is syntactically valid and compiles against the project’s real dependency graph. That is the full extent of what it establishes. Confirming the vulnerability is actually closed requires running the UDR service and sending it a live HTTP request — which requires a MongoDB instance for its data store and a running free5GC NRF for service discovery. We did not do this. The result is a patch that compiles correctly against the real codebase but whose runtime effect on the vulnerability is unconfirmed. This is also a single case: one CVE family, one file, one open-source project. Whether the 96.1 % reachability reduction or the patch-generation outcome reflects something general about free5GC, or about 5G UDR implementations, or about this class of missing-return patterns more broadly, is a question this paper cannot answer.</w:t>
       </w:r>
     </w:p>
     <w:bookmarkEnd w:id="18"/>
@@ -1033,7 +893,7 @@
         <w:pStyle w:val="FirstParagraph"/>
       </w:pPr>
       <w:r>
-        <w:t xml:space="preserve">Our reachability filtering directly follows OpenAnt [1], which combines reachability-based code decomposition with LLM-driven adversarial verification and sandboxed dynamic testing to discover previously unknown vulnerabilities across projects including OpenSSL, WordPress, and Flowise, reporting up to 97% reduction in analysis scope. We apply the same decomposition step to a single, real, disclosed CVE rather than searching for unknown bugs, and add a verification step OpenAnt’s own evaluation does not report: confirming a generated patch against a live clone of the real upstream repository, not a sandboxed exploit environment discarded after use.</w:t>
+        <w:t xml:space="preserve">Our reachability filtering follows OpenAnt [1], which combines reachability-based code decomposition with LLM-driven adversarial verification and sandboxed dynamic testing to discover previously unknown vulnerabilities across projects including OpenSSL, WordPress, and Flowise, reporting up to 97 % reduction in analysis scope. We apply the same decomposition step to a single, real, disclosed CVE rather than searching for unknown bugs, and add a verification step OpenAnt’s own evaluation does not report: confirming a generated patch against a live clone of the real upstream repository, not a sandboxed exploit environment discarded after use.</w:t>
       </w:r>
     </w:p>
     <w:p>
@@ -1041,7 +901,7 @@
         <w:pStyle w:val="BodyText"/>
       </w:pPr>
       <w:r>
-        <w:t xml:space="preserve">DARPA’s AI Cyber Challenge (AIxCC) produced seven open-sourced cyber reasoning systems combining fuzzing, static analysis, and LLM agents for autonomous vulnerability discovery and patching [3]. OSS-CRS extends this line of work by porting AIxCC-era systems to real OSS-Fuzz projects under resource budgets [4]. Our work is narrower in scope than either: we do not attempt discovery of unknown vulnerabilities, only reachability-filtered triage and patching of an already-disclosed one. It shares their emphasis on evaluating against real, not synthetic, targets.</w:t>
+        <w:t xml:space="preserve">DARPA’s AI Cyber Challenge (AIxCC) produced seven open-sourced cyber reasoning systems combining fuzzing, static analysis, and LLM agents for autonomous vulnerability discovery and patching [3]. OSS-CRS extends this line of work by porting AIxCC-era systems to real OSS-Fuzz projects under resource budgets [4]. Our work is narrower in scope than either: we do not attempt discovery of unknown vulnerabilities, only reachability-filtered triage and patching of an already-disclosed one. It also goes less far: AIxCC and OSS-CRS systems confirm exploitability dynamically; this paper confirms only that generated patches compile.</w:t>
       </w:r>
     </w:p>
     <w:bookmarkEnd w:id="19"/>
@@ -1059,7 +919,23 @@
         <w:pStyle w:val="FirstParagraph"/>
       </w:pPr>
       <w:r>
-        <w:t xml:space="preserve">We presented a case study demonstrating that reachability-filtered static analysis and automated patch generation can be applied to a real, disclosed free5GC vulnerability with verification against the project’s actual upstream repository, not a synthetic reproduction. This reduced 102 real functions to the 4 that matter and confirmed generated patches for all 4 preserve a clean build of the live cloned project. We report this alongside its real limits: compile-time verification is not runtime confirmation, and one finding is only partially corrected by the current rule-based patcher. We see this as a concrete, if narrow, step toward evaluating automated vulnerability tooling against real 5G core network software rather than stand-ins built for the purpose.</w:t>
+        <w:t xml:space="preserve">We applied reachability-filtered triage and rule-based patch generation to CVE-2026-40248 and verified all four generated patches against the actual upstream free5GC build. The 96.1 % scope reduction follows directly from the call graph; all four patches compile cleanly.</w:t>
+      </w:r>
+    </w:p>
+    <w:p>
+      <w:pPr>
+        <w:pStyle w:val="FirstParagraph"/>
+      </w:pPr>
+      <w:r>
+        <w:t xml:space="preserve">One does not fully close the vulnerability. The handler contains two independent conditional blocks that both require return insertions; the patcher matches the first and exits, leaving the second uncorrected. That is a design constraint in the current implementation, not an edge case.</w:t>
+      </w:r>
+    </w:p>
+    <w:p>
+      <w:pPr>
+        <w:pStyle w:val="FirstParagraph"/>
+      </w:pPr>
+      <w:r>
+        <w:t xml:space="preserve">What the compile step does not establish is whether the vulnerability is actually closed at runtime. That requires the full free5GC stack — NRF registration, a running MongoDB instance, live traffic to the UDR endpoint. The distance between a clean build and a confirmed fix is not small. This paper covers the first half.</w:t>
       </w:r>
     </w:p>
     <w:bookmarkEnd w:id="20"/>
